--- a/public/5. Mẫu 4. Kiem diem chuyen dang 2026.docx
+++ b/public/5. Mẫu 4. Kiem diem chuyen dang 2026.docx
@@ -488,7 +488,39 @@
           <w:sz w:val="28"/>
           <w:szCs w:val="28"/>
         </w:rPr>
-        <w:t>{{Họ và tên Đảng viên}}</w:t>
+        <w:t>Lê Vĩnh Diện</w:t>
+      </w:r>
+      <w:r>
+        <w:rPr>
+          <w:color w:val="000000"/>
+          <w:sz w:val="28"/>
+          <w:szCs w:val="28"/>
+        </w:rPr>
+        <w:t xml:space="preserve"> </w:t>
+      </w:r>
+      <w:r>
+        <w:rPr>
+          <w:color w:val="000000"/>
+          <w:sz w:val="28"/>
+          <w:szCs w:val="28"/>
+        </w:rPr>
+        <w:tab/>
+      </w:r>
+      <w:r>
+        <w:rPr>
+          <w:color w:val="000000"/>
+          <w:sz w:val="28"/>
+          <w:szCs w:val="28"/>
+        </w:rPr>
+        <w:tab/>
+      </w:r>
+      <w:r>
+        <w:rPr>
+          <w:color w:val="000000"/>
+          <w:sz w:val="28"/>
+          <w:szCs w:val="28"/>
+        </w:rPr>
+        <w:tab/>
       </w:r>
       <w:r>
         <w:rPr>
@@ -528,7 +560,7 @@
           <w:sz w:val="28"/>
           <w:szCs w:val="28"/>
         </w:rPr>
-        <w:t>{{Năm sinh}}</w:t>
+        <w:t>2004</w:t>
       </w:r>
     </w:p>
     <w:p>
@@ -578,47 +610,56 @@
           <w:sz w:val="28"/>
           <w:szCs w:val="28"/>
         </w:rPr>
-        <w:t xml:space="preserve">{{Ngày vào Đảng}} </w:t>
-      </w:r>
-      <w:r>
-        <w:rPr>
-          <w:color w:val="000000"/>
-          <w:sz w:val="28"/>
-          <w:szCs w:val="28"/>
-        </w:rPr>
-        <w:tab/>
-      </w:r>
-      <w:r>
-        <w:rPr>
-          <w:color w:val="000000"/>
-          <w:sz w:val="28"/>
-          <w:szCs w:val="28"/>
-        </w:rPr>
-        <w:tab/>
-      </w:r>
-      <w:r>
-        <w:rPr>
-          <w:color w:val="000000"/>
-          <w:sz w:val="28"/>
-          <w:szCs w:val="28"/>
-        </w:rPr>
-        <w:tab/>
-      </w:r>
-      <w:r>
-        <w:rPr>
-          <w:color w:val="000000"/>
-          <w:sz w:val="28"/>
-          <w:szCs w:val="28"/>
-        </w:rPr>
-        <w:t>Ngày chính thức:</w:t>
-      </w:r>
-      <w:r>
-        <w:rPr>
-          <w:color w:val="000000"/>
-          <w:sz w:val="28"/>
-          <w:szCs w:val="28"/>
-        </w:rPr>
-        <w:t xml:space="preserve"> {{Ngày chính thức nếu có}}</w:t>
+        <w:t>26/07/2022</w:t>
+      </w:r>
+      <w:r>
+        <w:rPr>
+          <w:color w:val="000000"/>
+          <w:sz w:val="28"/>
+          <w:szCs w:val="28"/>
+        </w:rPr>
+        <w:t xml:space="preserve">     Ngày chính thức:</w:t>
+      </w:r>
+      <w:r>
+        <w:rPr>
+          <w:color w:val="000000"/>
+          <w:sz w:val="28"/>
+          <w:szCs w:val="28"/>
+        </w:rPr>
+        <w:t>26/07/2023</w:t>
+      </w:r>
+      <w:r>
+        <w:rPr>
+          <w:color w:val="000000"/>
+          <w:sz w:val="28"/>
+          <w:szCs w:val="28"/>
+        </w:rPr>
+        <w:tab/>
+      </w:r>
+      <w:r>
+        <w:rPr>
+          <w:color w:val="000000"/>
+          <w:sz w:val="28"/>
+          <w:szCs w:val="28"/>
+        </w:rPr>
+        <w:tab/>
+      </w:r>
+      <w:r>
+        <w:rPr>
+          <w:color w:val="000000"/>
+          <w:sz w:val="28"/>
+          <w:szCs w:val="28"/>
+        </w:rPr>
+        <w:tab/>
+        <w:t>Chi bộ đang sinh hoạt</w:t>
+      </w:r>
+      <w:r>
+        <w:rPr>
+          <w:color w:val="000000"/>
+          <w:sz w:val="28"/>
+          <w:szCs w:val="28"/>
+        </w:rPr>
+        <w:t>: Sinh viên</w:t>
       </w:r>
     </w:p>
     <w:p>
@@ -645,27 +686,18 @@
           <w:sz w:val="28"/>
           <w:szCs w:val="28"/>
         </w:rPr>
-        <w:t>Chi bộ đang sinh hoạt</w:t>
-      </w:r>
-      <w:r>
-        <w:rPr>
-          <w:color w:val="000000"/>
-          <w:sz w:val="28"/>
-          <w:szCs w:val="28"/>
-        </w:rPr>
-        <w:t>: Sinh viên</w:t>
-      </w:r>
-    </w:p>
-    <w:p>
-      <w:pPr>
-        <w:pBdr>
-          <w:top w:val="nil"/>
-          <w:left w:val="nil"/>
-          <w:bottom w:val="nil"/>
-          <w:right w:val="nil"/>
-          <w:between w:val="nil"/>
-        </w:pBdr>
-        <w:spacing w:line="360" w:lineRule="auto"/>
+        <w:t xml:space="preserve">Nhiệm vụ được giao: </w:t>
+      </w:r>
+    </w:p>
+    <w:p>
+      <w:pPr>
+        <w:pBdr>
+          <w:top w:val="nil"/>
+          <w:left w:val="nil"/>
+          <w:bottom w:val="nil"/>
+          <w:right w:val="nil"/>
+          <w:between w:val="nil"/>
+        </w:pBdr>
         <w:ind w:firstLine="720"/>
         <w:jc w:val="both"/>
         <w:rPr>
@@ -680,32 +712,6 @@
           <w:sz w:val="28"/>
           <w:szCs w:val="28"/>
         </w:rPr>
-        <w:t xml:space="preserve">Nhiệm vụ được giao: </w:t>
-      </w:r>
-    </w:p>
-    <w:p>
-      <w:pPr>
-        <w:pBdr>
-          <w:top w:val="nil"/>
-          <w:left w:val="nil"/>
-          <w:bottom w:val="nil"/>
-          <w:right w:val="nil"/>
-          <w:between w:val="nil"/>
-        </w:pBdr>
-        <w:ind w:firstLine="720"/>
-        <w:jc w:val="both"/>
-        <w:rPr>
-          <w:color w:val="000000"/>
-          <w:sz w:val="28"/>
-          <w:szCs w:val="28"/>
-        </w:rPr>
-      </w:pPr>
-      <w:r>
-        <w:rPr>
-          <w:color w:val="000000"/>
-          <w:sz w:val="28"/>
-          <w:szCs w:val="28"/>
-        </w:rPr>
         <w:tab/>
         <w:t>+</w:t>
       </w:r>
@@ -731,7 +737,7 @@
           <w:sz w:val="28"/>
           <w:szCs w:val="28"/>
         </w:rPr>
-        <w:t>{{Nhiệm vụ Đảng được giao}}</w:t>
+        <w:t>Đảng viên, Phó Bí thư Chi bộ Sinh viên</w:t>
       </w:r>
     </w:p>
     <w:p>
@@ -767,39 +773,7 @@
           <w:sz w:val="28"/>
           <w:szCs w:val="28"/>
         </w:rPr>
-        <w:t xml:space="preserve">{{Nhiệm vụ </w:t>
-      </w:r>
-      <w:r>
-        <w:rPr>
-          <w:color w:val="000000"/>
-          <w:sz w:val="28"/>
-          <w:szCs w:val="28"/>
-        </w:rPr>
-        <w:t>chính quyền</w:t>
-      </w:r>
-      <w:r>
-        <w:rPr>
-          <w:color w:val="000000"/>
-          <w:sz w:val="28"/>
-          <w:szCs w:val="28"/>
-        </w:rPr>
-        <w:t xml:space="preserve"> được giao</w:t>
-      </w:r>
-      <w:r>
-        <w:rPr>
-          <w:color w:val="000000"/>
-          <w:sz w:val="28"/>
-          <w:szCs w:val="28"/>
-        </w:rPr>
-        <w:t xml:space="preserve"> nếu có</w:t>
-      </w:r>
-      <w:r>
-        <w:rPr>
-          <w:color w:val="000000"/>
-          <w:sz w:val="28"/>
-          <w:szCs w:val="28"/>
-        </w:rPr>
-        <w:t>}}</w:t>
+        <w:t>Không</w:t>
       </w:r>
     </w:p>
     <w:p>
@@ -835,7 +809,7 @@
           <w:sz w:val="28"/>
           <w:szCs w:val="28"/>
         </w:rPr>
-        <w:t>{{Nhiệm vụ chính quyền được giao nếu có}}</w:t>
+        <w:t>Không</w:t>
       </w:r>
     </w:p>
     <w:p>
@@ -917,7 +891,103 @@
           <w:sz w:val="28"/>
           <w:szCs w:val="28"/>
         </w:rPr>
-        <w:t>Tôi luôn trung thành với Chủ nghĩa Mác – Lênin, tư tưởng Hồ Chí Minh và đường lối đổi mới của Đảng, kiên định mục tiêu độc lập dân tộc và chủ nghĩa xã hội, thể hiện qua lời nói và việc làm; Việc chấp hành, viết, nói và làm theo nghị quyết, quan điểm, đường lối, chính sách của đảng, pháp luật của Nhà nước. Việc đấu tranh chống suy thoái về tư tưởng chính trị, phai nhạt lý tưởng, bảo vệ lẽ phải, bảo vệ người tốt. Tuyên truyền vận động gia đình và nhân dân thực hiện đường lối, chính sách của đảng, pháp luật của Nhà nước. Tinh thần học tập để nâng cao trình độ lý luận chính trị, chuyên môn nghiệp vụ và năng lực công tác...</w:t>
+        <w:t>Tôi luôn trung thành với Chủ nghĩa Mác – Lênin, tư tưởng Hồ Chí Minh và đường lối đổi mới</w:t>
+      </w:r>
+      <w:r>
+        <w:rPr>
+          <w:color w:val="000000"/>
+          <w:sz w:val="28"/>
+          <w:szCs w:val="28"/>
+        </w:rPr>
+        <w:t xml:space="preserve"> </w:t>
+      </w:r>
+      <w:r>
+        <w:rPr>
+          <w:color w:val="000000"/>
+          <w:sz w:val="28"/>
+          <w:szCs w:val="28"/>
+        </w:rPr>
+        <w:t>của Đảng, kiên định mục tiêu độc lập dân tộc và chủ nghĩa xã hội, thể hiện qua lời nói và việc</w:t>
+      </w:r>
+      <w:r>
+        <w:rPr>
+          <w:color w:val="000000"/>
+          <w:sz w:val="28"/>
+          <w:szCs w:val="28"/>
+        </w:rPr>
+        <w:t xml:space="preserve"> </w:t>
+      </w:r>
+      <w:r>
+        <w:rPr>
+          <w:color w:val="000000"/>
+          <w:sz w:val="28"/>
+          <w:szCs w:val="28"/>
+        </w:rPr>
+        <w:t>làm; Việc chấp hành, viết, nói và làm theo nghị quyết, quan điểm, đường lối, chính sách của</w:t>
+      </w:r>
+      <w:r>
+        <w:rPr>
+          <w:color w:val="000000"/>
+          <w:sz w:val="28"/>
+          <w:szCs w:val="28"/>
+        </w:rPr>
+        <w:t xml:space="preserve"> đ</w:t>
+      </w:r>
+      <w:r>
+        <w:rPr>
+          <w:color w:val="000000"/>
+          <w:sz w:val="28"/>
+          <w:szCs w:val="28"/>
+        </w:rPr>
+        <w:t>ảng, pháp luật của Nhà nước. Việc đấu tranh chống suy thoái về tư tưởng chính trị, phai</w:t>
+      </w:r>
+      <w:r>
+        <w:rPr>
+          <w:color w:val="000000"/>
+          <w:sz w:val="28"/>
+          <w:szCs w:val="28"/>
+        </w:rPr>
+        <w:t xml:space="preserve"> </w:t>
+      </w:r>
+      <w:r>
+        <w:rPr>
+          <w:color w:val="000000"/>
+          <w:sz w:val="28"/>
+          <w:szCs w:val="28"/>
+        </w:rPr>
+        <w:t>nhạt lý tưởng, bảo vệ lẽ phải, bảo vệ người tốt. Tuyên truyền vận động gia đình và nhân dân</w:t>
+      </w:r>
+      <w:r>
+        <w:rPr>
+          <w:color w:val="000000"/>
+          <w:sz w:val="28"/>
+          <w:szCs w:val="28"/>
+        </w:rPr>
+        <w:t xml:space="preserve"> </w:t>
+      </w:r>
+      <w:r>
+        <w:rPr>
+          <w:color w:val="000000"/>
+          <w:sz w:val="28"/>
+          <w:szCs w:val="28"/>
+        </w:rPr>
+        <w:t>thực hiện đường lối, chính sách của đảng, pháp luật của Nhà nước. Tinh thần học tập để nâng</w:t>
+      </w:r>
+      <w:r>
+        <w:rPr>
+          <w:color w:val="000000"/>
+          <w:sz w:val="28"/>
+          <w:szCs w:val="28"/>
+        </w:rPr>
+        <w:t xml:space="preserve"> </w:t>
+      </w:r>
+      <w:r>
+        <w:rPr>
+          <w:color w:val="000000"/>
+          <w:sz w:val="28"/>
+          <w:szCs w:val="28"/>
+        </w:rPr>
+        <w:t>cao trình độ lý luận chính trị, chuyên môn nghiệp vụ và năng lực công tác...</w:t>
       </w:r>
     </w:p>
     <w:p>
@@ -1027,8 +1097,16 @@
           <w:sz w:val="28"/>
           <w:szCs w:val="28"/>
         </w:rPr>
+        <w:t xml:space="preserve">Tôi luôn có ý thức trách nhiệm, tinh thần sáng tạo trong học tập, công tác và kết quả thực hiện chức trách, nhiệm vụ được giao; Thường xuyên giữ mối liên hệ </w:t>
+      </w:r>
+      <w:r>
+        <w:rPr>
+          <w:color w:val="000000"/>
+          <w:sz w:val="28"/>
+          <w:szCs w:val="28"/>
+        </w:rPr>
         <w:lastRenderedPageBreak/>
-        <w:t>Tôi luôn có ý thức trách nhiệm, tinh thần sáng tạo trong học tập, công tác và kết quả thực hiện chức trách, nhiệm vụ được giao; Thường xuyên giữ mối liên hệ với chi ủy, đảng ủy cơ sở và gương mẫu thực hiện nghĩa vụ công dân nơi cư trú; Tham gia xây dựng tổ chức đảng, chính quyền, các tổ chức đoàn thể ở cơ quan, đơn vị</w:t>
+        <w:t>với chi ủy, đảng ủy cơ sở và gương mẫu thực hiện nghĩa vụ công dân nơi cư trú; Tham gia xây dựng tổ chức đảng, chính quyền, các tổ chức đoàn thể ở cơ quan, đơn vị</w:t>
       </w:r>
       <w:r>
         <w:rPr>
@@ -1341,13 +1419,21 @@
       </w:r>
       <w:r>
         <w:rPr>
+          <w:color w:val="000000"/>
+          <w:sz w:val="28"/>
+          <w:szCs w:val="28"/>
+        </w:rPr>
+        <w:tab/>
+      </w:r>
+      <w:r>
+        <w:rPr>
           <w:b/>
           <w:bCs/>
           <w:color w:val="000000"/>
           <w:sz w:val="28"/>
           <w:szCs w:val="28"/>
         </w:rPr>
-        <w:tab/>
+        <w:t xml:space="preserve">       </w:t>
       </w:r>
       <w:r>
         <w:rPr>
@@ -1357,7 +1443,7 @@
           <w:sz w:val="28"/>
           <w:szCs w:val="28"/>
         </w:rPr>
-        <w:t>{{Họ và tên Đảng viên}}</w:t>
+        <w:t>Lê Vĩnh Diện</w:t>
       </w:r>
     </w:p>
     <w:p>
@@ -2562,7 +2648,6 @@
   <w:style w:type="character" w:default="1" w:styleId="DefaultParagraphFont">
     <w:name w:val="Default Paragraph Font"/>
     <w:uiPriority w:val="1"/>
-    <w:semiHidden/>
     <w:unhideWhenUsed/>
   </w:style>
   <w:style w:type="table" w:default="1" w:styleId="TableNormal">
